--- a/Отчёт лаб1 в1 Кондратович11.docx
+++ b/Отчёт лаб1 в1 Кондратович11.docx
@@ -94,6 +94,8 @@
         <w:spacing w:after="0"/>
         <w:rPr>
           <w:rFonts w:ascii="Times New Roman" w:hAnsi="Times New Roman" w:cs="Times New Roman"/>
+          <w:b/>
+          <w:bCs/>
           <w:sz w:val="24"/>
           <w:szCs w:val="24"/>
         </w:rPr>
@@ -101,6 +103,8 @@
       <w:r>
         <w:rPr>
           <w:rFonts w:ascii="Times New Roman" w:hAnsi="Times New Roman" w:cs="Times New Roman"/>
+          <w:b/>
+          <w:bCs/>
           <w:sz w:val="24"/>
           <w:szCs w:val="24"/>
         </w:rPr>
@@ -145,6 +149,8 @@
         <w:spacing w:after="0"/>
         <w:rPr>
           <w:rFonts w:ascii="Times New Roman" w:hAnsi="Times New Roman" w:cs="Times New Roman"/>
+          <w:b/>
+          <w:bCs/>
           <w:sz w:val="24"/>
           <w:szCs w:val="24"/>
         </w:rPr>
@@ -152,6 +158,8 @@
       <w:r>
         <w:rPr>
           <w:rFonts w:ascii="Times New Roman" w:hAnsi="Times New Roman" w:cs="Times New Roman"/>
+          <w:b/>
+          <w:bCs/>
           <w:sz w:val="24"/>
           <w:szCs w:val="24"/>
         </w:rPr>
@@ -492,6 +500,8 @@
         <w:spacing w:after="0"/>
         <w:rPr>
           <w:rFonts w:ascii="Times New Roman" w:hAnsi="Times New Roman" w:cs="Times New Roman"/>
+          <w:b/>
+          <w:bCs/>
           <w:sz w:val="24"/>
           <w:szCs w:val="24"/>
         </w:rPr>
@@ -499,6 +509,8 @@
       <w:r>
         <w:rPr>
           <w:rFonts w:ascii="Times New Roman" w:hAnsi="Times New Roman" w:cs="Times New Roman"/>
+          <w:b/>
+          <w:bCs/>
           <w:sz w:val="24"/>
           <w:szCs w:val="24"/>
         </w:rPr>
@@ -685,6 +697,8 @@
         <w:spacing w:after="0"/>
         <w:rPr>
           <w:rFonts w:ascii="Times New Roman" w:hAnsi="Times New Roman" w:cs="Times New Roman"/>
+          <w:b/>
+          <w:bCs/>
           <w:sz w:val="24"/>
           <w:szCs w:val="24"/>
         </w:rPr>
@@ -692,6 +706,8 @@
       <w:r>
         <w:rPr>
           <w:rFonts w:ascii="Times New Roman" w:hAnsi="Times New Roman" w:cs="Times New Roman"/>
+          <w:b/>
+          <w:bCs/>
           <w:sz w:val="24"/>
           <w:szCs w:val="24"/>
         </w:rPr>
@@ -865,14 +881,6 @@
         <w:rPr>
           <w:rFonts w:ascii="Times New Roman" w:hAnsi="Times New Roman"/>
           <w:sz w:val="24"/>
-          <w:lang w:val="en-US"/>
-        </w:rPr>
-        <w:t xml:space="preserve">1) </w:t>
-      </w:r>
-      <w:r>
-        <w:rPr>
-          <w:rFonts w:ascii="Times New Roman" w:hAnsi="Times New Roman"/>
-          <w:sz w:val="24"/>
         </w:rPr>
         <w:t xml:space="preserve">Преобразование </w:t>
       </w:r>
@@ -896,11 +904,11 @@
     <w:p>
       <w:pPr>
         <w:spacing w:after="0"/>
-        <w:rPr>
-          <w:rFonts w:ascii="Times New Roman" w:hAnsi="Times New Roman"/>
-          <w:i/>
-          <w:sz w:val="24"/>
-          <w:lang w:val="en-US"/>
+        <w:ind w:left="720"/>
+        <w:rPr>
+          <w:rFonts w:ascii="Times New Roman" w:eastAsiaTheme="minorEastAsia" w:hAnsi="Times New Roman"/>
+          <w:sz w:val="24"/>
+          <w:szCs w:val="24"/>
         </w:rPr>
       </w:pPr>
       <w:r>
@@ -985,7 +993,14 @@
             <w:rFonts w:ascii="Cambria Math" w:hAnsi="Cambria Math"/>
             <w:sz w:val="24"/>
           </w:rPr>
-          <m:t>,</m:t>
+          <m:t xml:space="preserve">, </m:t>
+        </m:r>
+        <m:r>
+          <w:rPr>
+            <w:rFonts w:ascii="Cambria Math" w:hAnsi="Cambria Math"/>
+            <w:sz w:val="24"/>
+          </w:rPr>
+          <m:t xml:space="preserve"> </m:t>
         </m:r>
         <m:r>
           <w:rPr>
@@ -993,7 +1008,14 @@
             <w:sz w:val="24"/>
             <w:lang w:val="en-US"/>
           </w:rPr>
-          <m:t xml:space="preserve"> g=</m:t>
+          <m:t>g</m:t>
+        </m:r>
+        <m:r>
+          <w:rPr>
+            <w:rFonts w:ascii="Cambria Math" w:hAnsi="Cambria Math"/>
+            <w:sz w:val="24"/>
+          </w:rPr>
+          <m:t>=</m:t>
         </m:r>
         <m:f>
           <m:fPr>
@@ -1021,7 +1043,6 @@
               <w:rPr>
                 <w:rFonts w:ascii="Cambria Math" w:hAnsi="Cambria Math"/>
                 <w:sz w:val="24"/>
-                <w:lang w:val="en-US"/>
               </w:rPr>
               <m:t>255</m:t>
             </m:r>
@@ -1031,9 +1052,30 @@
           <w:rPr>
             <w:rFonts w:ascii="Cambria Math" w:hAnsi="Cambria Math"/>
             <w:sz w:val="24"/>
+          </w:rPr>
+          <m:t xml:space="preserve">, </m:t>
+        </m:r>
+        <m:r>
+          <w:rPr>
+            <w:rFonts w:ascii="Cambria Math" w:hAnsi="Cambria Math"/>
+            <w:sz w:val="24"/>
+          </w:rPr>
+          <m:t xml:space="preserve"> </m:t>
+        </m:r>
+        <m:r>
+          <w:rPr>
+            <w:rFonts w:ascii="Cambria Math" w:hAnsi="Cambria Math"/>
+            <w:sz w:val="24"/>
             <w:lang w:val="en-US"/>
           </w:rPr>
-          <m:t>, b=</m:t>
+          <m:t>b</m:t>
+        </m:r>
+        <m:r>
+          <w:rPr>
+            <w:rFonts w:ascii="Cambria Math" w:hAnsi="Cambria Math"/>
+            <w:sz w:val="24"/>
+          </w:rPr>
+          <m:t>=</m:t>
         </m:r>
         <m:f>
           <m:fPr>
@@ -1061,7 +1103,6 @@
               <w:rPr>
                 <w:rFonts w:ascii="Cambria Math" w:hAnsi="Cambria Math"/>
                 <w:sz w:val="24"/>
-                <w:lang w:val="en-US"/>
               </w:rPr>
               <m:t>255</m:t>
             </m:r>
@@ -1072,25 +1113,19 @@
     <w:p>
       <w:pPr>
         <w:spacing w:after="0"/>
-        <w:rPr>
-          <w:rFonts w:ascii="Cambria Math" w:hAnsi="Cambria Math"/>
-          <w:i/>
-          <w:sz w:val="24"/>
-        </w:rPr>
-      </w:pPr>
-      <w:r>
-        <w:rPr>
-          <w:rFonts w:ascii="Times New Roman" w:hAnsi="Times New Roman"/>
-          <w:sz w:val="24"/>
-        </w:rPr>
-        <w:t>Линеаризация</w:t>
-      </w:r>
-      <w:r>
-        <w:rPr>
-          <w:rFonts w:ascii="Times New Roman" w:hAnsi="Times New Roman"/>
-          <w:sz w:val="24"/>
-        </w:rPr>
-        <w:t xml:space="preserve"> </w:t>
+        <w:ind w:left="720"/>
+        <w:rPr>
+          <w:rFonts w:ascii="Times New Roman" w:eastAsiaTheme="minorEastAsia" w:hAnsi="Times New Roman"/>
+          <w:sz w:val="24"/>
+          <w:szCs w:val="24"/>
+        </w:rPr>
+      </w:pPr>
+      <w:r>
+        <w:rPr>
+          <w:rFonts w:ascii="Times New Roman" w:hAnsi="Times New Roman"/>
+          <w:sz w:val="24"/>
+        </w:rPr>
+        <w:t xml:space="preserve">Линеаризация </w:t>
       </w:r>
       <w:r>
         <w:rPr>
@@ -1240,14 +1275,7 @@
                       <w:rFonts w:ascii="Cambria Math" w:hAnsi="Cambria Math"/>
                       <w:sz w:val="24"/>
                     </w:rPr>
-                    <m:t>c</m:t>
-                  </m:r>
-                  <m:r>
-                    <w:rPr>
-                      <w:rFonts w:ascii="Cambria Math" w:hAnsi="Cambria Math"/>
-                      <w:sz w:val="24"/>
-                    </w:rPr>
-                    <m:t>≤0.04045</m:t>
+                    <m:t>c≤0.04045</m:t>
                   </m:r>
                 </m:e>
               </m:mr>
@@ -1349,14 +1377,7 @@
                       <w:rFonts w:ascii="Cambria Math" w:hAnsi="Cambria Math"/>
                       <w:sz w:val="24"/>
                     </w:rPr>
-                    <m:t>c</m:t>
-                  </m:r>
-                  <m:r>
-                    <w:rPr>
-                      <w:rFonts w:ascii="Cambria Math" w:hAnsi="Cambria Math"/>
-                      <w:sz w:val="24"/>
-                    </w:rPr>
-                    <m:t>&gt;0.04045</m:t>
+                    <m:t>c&gt;0.04045</m:t>
                   </m:r>
                 </m:e>
               </m:mr>
@@ -1384,14 +1405,7 @@
           <w:rFonts w:ascii="Times New Roman" w:hAnsi="Times New Roman"/>
           <w:sz w:val="24"/>
         </w:rPr>
-        <w:t>где</w:t>
-      </w:r>
-      <w:r>
-        <w:rPr>
-          <w:rFonts w:ascii="Times New Roman" w:hAnsi="Times New Roman"/>
-          <w:sz w:val="24"/>
-        </w:rPr>
-        <w:t xml:space="preserve"> </w:t>
+        <w:t xml:space="preserve">где </w:t>
       </w:r>
       <m:oMath>
         <m:r>
@@ -1475,11 +1489,11 @@
     <w:p>
       <w:pPr>
         <w:spacing w:after="0"/>
-        <w:rPr>
-          <w:rFonts w:ascii="Times New Roman" w:hAnsi="Times New Roman"/>
-          <w:i/>
-          <w:sz w:val="24"/>
-          <w:lang w:val="en-US"/>
+        <w:ind w:left="720"/>
+        <w:rPr>
+          <w:rFonts w:ascii="Times New Roman" w:eastAsiaTheme="minorEastAsia" w:hAnsi="Times New Roman"/>
+          <w:sz w:val="24"/>
+          <w:szCs w:val="24"/>
         </w:rPr>
       </w:pPr>
       <w:r>
@@ -1569,14 +1583,7 @@
                     <w:rFonts w:ascii="Cambria Math" w:hAnsi="Cambria Math"/>
                     <w:sz w:val="24"/>
                   </w:rPr>
-                  <m:t xml:space="preserve"> </m:t>
-                </m:r>
-                <m:r>
-                  <w:rPr>
-                    <w:rFonts w:ascii="Cambria Math" w:hAnsi="Cambria Math"/>
-                    <w:sz w:val="24"/>
-                  </w:rPr>
-                  <m:t>Z</m:t>
+                  <m:t xml:space="preserve"> Z</m:t>
                 </m:r>
               </m:e>
             </m:d>
@@ -1649,8 +1656,9 @@
           <w:rPr>
             <w:rFonts w:ascii="Cambria Math" w:hAnsi="Cambria Math"/>
             <w:sz w:val="24"/>
-          </w:rPr>
-          <m:t>×</m:t>
+            <w:lang w:val="en-US"/>
+          </w:rPr>
+          <m:t>⋅</m:t>
         </m:r>
         <m:sSup>
           <m:sSupPr>
@@ -1816,28 +1824,7 @@
           <w:rFonts w:ascii="Times New Roman" w:hAnsi="Times New Roman"/>
           <w:sz w:val="24"/>
         </w:rPr>
-        <w:t>после</w:t>
-      </w:r>
-      <w:r>
-        <w:rPr>
-          <w:rFonts w:ascii="Times New Roman" w:hAnsi="Times New Roman"/>
-          <w:sz w:val="24"/>
-        </w:rPr>
-        <w:t xml:space="preserve"> </w:t>
-      </w:r>
-      <w:r>
-        <w:rPr>
-          <w:rFonts w:ascii="Times New Roman" w:hAnsi="Times New Roman"/>
-          <w:sz w:val="24"/>
-        </w:rPr>
-        <w:t>чего</w:t>
-      </w:r>
-      <w:r>
-        <w:rPr>
-          <w:rFonts w:ascii="Times New Roman" w:hAnsi="Times New Roman"/>
-          <w:sz w:val="24"/>
-        </w:rPr>
-        <w:t xml:space="preserve"> </w:t>
+        <w:t xml:space="preserve">после чего </w:t>
       </w:r>
       <w:r>
         <w:rPr>
@@ -1892,35 +1879,7 @@
           <w:rFonts w:ascii="Times New Roman" w:hAnsi="Times New Roman"/>
           <w:sz w:val="24"/>
         </w:rPr>
-        <w:t xml:space="preserve"> </w:t>
-      </w:r>
-      <w:r>
-        <w:rPr>
-          <w:rFonts w:ascii="Times New Roman" w:hAnsi="Times New Roman"/>
-          <w:sz w:val="24"/>
-        </w:rPr>
-        <w:t>умножаются</w:t>
-      </w:r>
-      <w:r>
-        <w:rPr>
-          <w:rFonts w:ascii="Times New Roman" w:hAnsi="Times New Roman"/>
-          <w:sz w:val="24"/>
-        </w:rPr>
-        <w:t xml:space="preserve"> </w:t>
-      </w:r>
-      <w:r>
-        <w:rPr>
-          <w:rFonts w:ascii="Times New Roman" w:hAnsi="Times New Roman"/>
-          <w:sz w:val="24"/>
-        </w:rPr>
-        <w:t>на</w:t>
-      </w:r>
-      <w:r>
-        <w:rPr>
-          <w:rFonts w:ascii="Times New Roman" w:hAnsi="Times New Roman"/>
-          <w:sz w:val="24"/>
-        </w:rPr>
-        <w:t xml:space="preserve"> </w:t>
+        <w:t xml:space="preserve"> умножаются на </w:t>
       </w:r>
       <m:oMath>
         <m:r>
@@ -1936,14 +1895,7 @@
           <w:rFonts w:ascii="Times New Roman" w:hAnsi="Times New Roman"/>
           <w:sz w:val="24"/>
         </w:rPr>
-        <w:t xml:space="preserve">. </w:t>
-      </w:r>
-      <w:r>
-        <w:rPr>
-          <w:rFonts w:ascii="Times New Roman" w:hAnsi="Times New Roman"/>
-          <w:sz w:val="24"/>
-        </w:rPr>
-        <w:t xml:space="preserve">Матрица </w:t>
+        <w:t xml:space="preserve">. Матрица </w:t>
       </w:r>
       <w:r>
         <w:rPr>
@@ -1965,6 +1917,7 @@
     <w:p>
       <w:pPr>
         <w:spacing w:after="0"/>
+        <w:ind w:left="720"/>
         <w:rPr>
           <w:rFonts w:ascii="Times New Roman" w:hAnsi="Times New Roman" w:cs="Times New Roman"/>
           <w:sz w:val="24"/>
@@ -2045,11 +1998,8 @@
     </w:p>
     <w:p>
       <w:pPr>
-        <w:numPr>
-          <w:ilvl w:val="0"/>
-          <w:numId w:val="5"/>
-        </w:numPr>
         <w:spacing w:after="0"/>
+        <w:ind w:left="720"/>
         <w:rPr>
           <w:rFonts w:ascii="Times New Roman" w:hAnsi="Times New Roman" w:cs="Times New Roman"/>
           <w:sz w:val="24"/>
@@ -2205,6 +2155,13 @@
                 <w:rFonts w:ascii="Cambria Math" w:hAnsi="Cambria Math"/>
                 <w:sz w:val="24"/>
               </w:rPr>
+              <m:t xml:space="preserve"> </m:t>
+            </m:r>
+            <m:r>
+              <w:rPr>
+                <w:rFonts w:ascii="Cambria Math" w:hAnsi="Cambria Math"/>
+                <w:sz w:val="24"/>
+              </w:rPr>
               <m:t>Y</m:t>
             </m:r>
           </m:e>
@@ -2223,7 +2180,21 @@
             <w:rFonts w:ascii="Cambria Math" w:hAnsi="Cambria Math"/>
             <w:sz w:val="24"/>
           </w:rPr>
-          <m:t xml:space="preserve"> = 1, </m:t>
+          <m:t xml:space="preserve"> = 1</m:t>
+        </m:r>
+        <m:r>
+          <w:rPr>
+            <w:rFonts w:ascii="Cambria Math" w:hAnsi="Cambria Math"/>
+            <w:sz w:val="24"/>
+          </w:rPr>
+          <m:t xml:space="preserve">, </m:t>
+        </m:r>
+        <m:r>
+          <w:rPr>
+            <w:rFonts w:ascii="Cambria Math" w:hAnsi="Cambria Math"/>
+            <w:sz w:val="24"/>
+          </w:rPr>
+          <m:t xml:space="preserve"> </m:t>
         </m:r>
         <m:sSub>
           <m:sSubPr>
@@ -2455,6 +2426,13 @@
                 <w:rFonts w:ascii="Cambria Math" w:hAnsi="Cambria Math"/>
                 <w:sz w:val="24"/>
               </w:rPr>
+              <m:t xml:space="preserve"> </m:t>
+            </m:r>
+            <m:r>
+              <w:rPr>
+                <w:rFonts w:ascii="Cambria Math" w:hAnsi="Cambria Math"/>
+                <w:sz w:val="24"/>
+              </w:rPr>
               <m:t>y</m:t>
             </m:r>
           </m:e>
@@ -2536,6 +2514,13 @@
           </w:rPr>
           <m:t xml:space="preserve"> = 0.34567, </m:t>
         </m:r>
+        <m:r>
+          <w:rPr>
+            <w:rFonts w:ascii="Cambria Math" w:hAnsi="Cambria Math"/>
+            <w:sz w:val="24"/>
+          </w:rPr>
+          <m:t xml:space="preserve"> </m:t>
+        </m:r>
         <m:sSub>
           <m:sSubPr>
             <m:ctrlPr>
@@ -2667,7 +2652,21 @@
             <w:rFonts w:ascii="Cambria Math" w:hAnsi="Cambria Math"/>
             <w:sz w:val="24"/>
           </w:rPr>
-          <m:t xml:space="preserve">, </m:t>
+          <m:t>,</m:t>
+        </m:r>
+        <m:r>
+          <w:rPr>
+            <w:rFonts w:ascii="Cambria Math" w:hAnsi="Cambria Math"/>
+            <w:sz w:val="24"/>
+          </w:rPr>
+          <m:t xml:space="preserve"> </m:t>
+        </m:r>
+        <m:r>
+          <w:rPr>
+            <w:rFonts w:ascii="Cambria Math" w:hAnsi="Cambria Math"/>
+            <w:sz w:val="24"/>
+          </w:rPr>
+          <m:t xml:space="preserve"> </m:t>
         </m:r>
         <m:sSub>
           <m:sSubPr>
@@ -2746,6 +2745,7 @@
     <w:p>
       <w:pPr>
         <w:spacing w:after="0"/>
+        <w:ind w:left="720"/>
         <w:rPr>
           <w:rFonts w:ascii="Times New Roman" w:hAnsi="Times New Roman" w:cs="Times New Roman"/>
           <w:sz w:val="24"/>
@@ -2839,7 +2839,21 @@
             <w:rFonts w:ascii="Cambria Math" w:hAnsi="Cambria Math"/>
             <w:sz w:val="24"/>
           </w:rPr>
-          <m:t>, y =</m:t>
+          <m:t>,</m:t>
+        </m:r>
+        <m:r>
+          <w:rPr>
+            <w:rFonts w:ascii="Cambria Math" w:hAnsi="Cambria Math"/>
+            <w:sz w:val="24"/>
+          </w:rPr>
+          <m:t xml:space="preserve"> </m:t>
+        </m:r>
+        <m:r>
+          <w:rPr>
+            <w:rFonts w:ascii="Cambria Math" w:hAnsi="Cambria Math"/>
+            <w:sz w:val="24"/>
+          </w:rPr>
+          <m:t xml:space="preserve"> y =</m:t>
         </m:r>
         <m:f>
           <m:fPr>
@@ -2897,7 +2911,21 @@
             <w:rFonts w:ascii="Cambria Math" w:hAnsi="Cambria Math"/>
             <w:sz w:val="24"/>
           </w:rPr>
-          <m:t>, z =</m:t>
+          <m:t>,</m:t>
+        </m:r>
+        <m:r>
+          <w:rPr>
+            <w:rFonts w:ascii="Cambria Math" w:hAnsi="Cambria Math"/>
+            <w:sz w:val="24"/>
+          </w:rPr>
+          <m:t xml:space="preserve"> </m:t>
+        </m:r>
+        <m:r>
+          <w:rPr>
+            <w:rFonts w:ascii="Cambria Math" w:hAnsi="Cambria Math"/>
+            <w:sz w:val="24"/>
+          </w:rPr>
+          <m:t xml:space="preserve"> z =</m:t>
         </m:r>
         <m:f>
           <m:fPr>
@@ -2987,14 +3015,7 @@
             <w:rFonts w:ascii="Cambria Math" w:hAnsi="Cambria Math"/>
             <w:sz w:val="24"/>
           </w:rPr>
-          <m:t>)</m:t>
-        </m:r>
-        <m:r>
-          <w:rPr>
-            <w:rFonts w:ascii="Cambria Math" w:hAnsi="Cambria Math"/>
-            <w:sz w:val="24"/>
-          </w:rPr>
-          <m:t>=</m:t>
+          <m:t>)=</m:t>
         </m:r>
         <m:d>
           <m:dPr>
@@ -3067,7 +3088,6 @@
                             <w:rPr>
                               <w:rFonts w:ascii="Cambria Math" w:hAnsi="Cambria Math"/>
                               <w:sz w:val="24"/>
-                              <w:lang w:val="en-US"/>
                             </w:rPr>
                             <m:t>1</m:t>
                           </m:r>
@@ -3077,7 +3097,6 @@
                             <w:rPr>
                               <w:rFonts w:ascii="Cambria Math" w:hAnsi="Cambria Math"/>
                               <w:sz w:val="24"/>
-                              <w:lang w:val="en-US"/>
                             </w:rPr>
                             <m:t>3</m:t>
                           </m:r>
@@ -3105,7 +3124,6 @@
                     <w:rPr>
                       <w:rFonts w:ascii="Cambria Math" w:hAnsi="Cambria Math"/>
                       <w:sz w:val="24"/>
-                      <w:lang w:val="en-US"/>
                     </w:rPr>
                     <m:t>&gt;</m:t>
                   </m:r>
@@ -3149,7 +3167,6 @@
                                 <w:rPr>
                                   <w:rFonts w:ascii="Cambria Math" w:hAnsi="Cambria Math"/>
                                   <w:sz w:val="24"/>
-                                  <w:lang w:val="en-US"/>
                                 </w:rPr>
                                 <m:t>6</m:t>
                               </m:r>
@@ -3159,7 +3176,6 @@
                                 <w:rPr>
                                   <w:rFonts w:ascii="Cambria Math" w:hAnsi="Cambria Math"/>
                                   <w:sz w:val="24"/>
-                                  <w:lang w:val="en-US"/>
                                 </w:rPr>
                                 <m:t>29</m:t>
                               </m:r>
@@ -3173,7 +3189,6 @@
                         <w:rPr>
                           <w:rFonts w:ascii="Cambria Math" w:hAnsi="Cambria Math"/>
                           <w:sz w:val="24"/>
-                          <w:lang w:val="en-US"/>
                         </w:rPr>
                         <m:t>3</m:t>
                       </m:r>
@@ -3209,9 +3224,15 @@
                         <w:rPr>
                           <w:rFonts w:ascii="Cambria Math" w:hAnsi="Cambria Math"/>
                           <w:sz w:val="24"/>
-                          <w:lang w:val="en-US"/>
                         </w:rPr>
-                        <m:t>3×</m:t>
+                        <m:t>3</m:t>
+                      </m:r>
+                      <m:r>
+                        <w:rPr>
+                          <w:rFonts w:ascii="Cambria Math" w:hAnsi="Cambria Math"/>
+                          <w:sz w:val="24"/>
+                        </w:rPr>
+                        <m:t>⋅</m:t>
                       </m:r>
                       <m:sSup>
                         <m:sSupPr>
@@ -3253,7 +3274,6 @@
                                     <w:rPr>
                                       <w:rFonts w:ascii="Cambria Math" w:hAnsi="Cambria Math"/>
                                       <w:sz w:val="24"/>
-                                      <w:lang w:val="en-US"/>
                                     </w:rPr>
                                     <m:t>6</m:t>
                                   </m:r>
@@ -3263,7 +3283,6 @@
                                     <w:rPr>
                                       <w:rFonts w:ascii="Cambria Math" w:hAnsi="Cambria Math"/>
                                       <w:sz w:val="24"/>
-                                      <w:lang w:val="en-US"/>
                                     </w:rPr>
                                     <m:t>29</m:t>
                                   </m:r>
@@ -3277,7 +3296,6 @@
                             <w:rPr>
                               <w:rFonts w:ascii="Cambria Math" w:hAnsi="Cambria Math"/>
                               <w:sz w:val="24"/>
-                              <w:lang w:val="en-US"/>
                             </w:rPr>
                             <m:t>2</m:t>
                           </m:r>
@@ -3289,7 +3307,6 @@
                     <w:rPr>
                       <w:rFonts w:ascii="Cambria Math" w:hAnsi="Cambria Math"/>
                       <w:sz w:val="24"/>
-                      <w:lang w:val="en-US"/>
                     </w:rPr>
                     <m:t>+</m:t>
                   </m:r>
@@ -3309,7 +3326,6 @@
                         <w:rPr>
                           <w:rFonts w:ascii="Cambria Math" w:hAnsi="Cambria Math"/>
                           <w:sz w:val="24"/>
-                          <w:lang w:val="en-US"/>
                         </w:rPr>
                         <m:t>4</m:t>
                       </m:r>
@@ -3319,7 +3335,6 @@
                         <w:rPr>
                           <w:rFonts w:ascii="Cambria Math" w:hAnsi="Cambria Math"/>
                           <w:sz w:val="24"/>
-                          <w:lang w:val="en-US"/>
                         </w:rPr>
                         <m:t>29</m:t>
                       </m:r>
@@ -3345,7 +3360,6 @@
                     <w:rPr>
                       <w:rFonts w:ascii="Cambria Math" w:hAnsi="Cambria Math"/>
                       <w:sz w:val="24"/>
-                      <w:lang w:val="en-US"/>
                     </w:rPr>
                     <m:t>≤</m:t>
                   </m:r>
@@ -3389,7 +3403,6 @@
                                 <w:rPr>
                                   <w:rFonts w:ascii="Cambria Math" w:hAnsi="Cambria Math"/>
                                   <w:sz w:val="24"/>
-                                  <w:lang w:val="en-US"/>
                                 </w:rPr>
                                 <m:t>6</m:t>
                               </m:r>
@@ -3399,7 +3412,6 @@
                                 <w:rPr>
                                   <w:rFonts w:ascii="Cambria Math" w:hAnsi="Cambria Math"/>
                                   <w:sz w:val="24"/>
-                                  <w:lang w:val="en-US"/>
                                 </w:rPr>
                                 <m:t>29</m:t>
                               </m:r>
@@ -3413,7 +3425,6 @@
                         <w:rPr>
                           <w:rFonts w:ascii="Cambria Math" w:hAnsi="Cambria Math"/>
                           <w:sz w:val="24"/>
-                          <w:lang w:val="en-US"/>
                         </w:rPr>
                         <m:t>3</m:t>
                       </m:r>
@@ -3429,6 +3440,7 @@
     <w:p>
       <w:pPr>
         <w:spacing w:after="0"/>
+        <w:ind w:left="720"/>
         <w:rPr>
           <w:rFonts w:ascii="Times New Roman" w:hAnsi="Times New Roman" w:cs="Times New Roman"/>
           <w:sz w:val="24"/>
@@ -3564,6 +3576,7 @@
     <w:p>
       <w:pPr>
         <w:spacing w:after="0"/>
+        <w:ind w:left="720"/>
         <w:rPr>
           <w:rFonts w:ascii="Times New Roman" w:hAnsi="Times New Roman" w:cs="Times New Roman"/>
           <w:sz w:val="24"/>
@@ -3708,7 +3721,6 @@
                   <w:rPr>
                     <w:rFonts w:ascii="Cambria Math" w:hAnsi="Cambria Math"/>
                     <w:sz w:val="24"/>
-                    <w:lang w:val="en-US"/>
                   </w:rPr>
                   <m:t>*</m:t>
                 </m:r>
@@ -3850,7 +3862,6 @@
                   <w:rPr>
                     <w:rFonts w:ascii="Cambria Math" w:hAnsi="Cambria Math"/>
                     <w:sz w:val="24"/>
-                    <w:lang w:val="en-US"/>
                   </w:rPr>
                   <m:t>*</m:t>
                 </m:r>
@@ -3985,7 +3996,6 @@
                   <w:rPr>
                     <w:rFonts w:ascii="Cambria Math" w:hAnsi="Cambria Math"/>
                     <w:sz w:val="24"/>
-                    <w:lang w:val="en-US"/>
                   </w:rPr>
                   <m:t>*</m:t>
                 </m:r>
@@ -4156,14 +4166,7 @@
                       <w:rFonts w:ascii="Cambria Math" w:hAnsi="Cambria Math"/>
                       <w:sz w:val="24"/>
                     </w:rPr>
-                    <m:t>t</m:t>
-                  </m:r>
-                  <m:r>
-                    <w:rPr>
-                      <w:rFonts w:ascii="Cambria Math" w:hAnsi="Cambria Math"/>
-                      <w:sz w:val="24"/>
-                    </w:rPr>
-                    <m:t>&gt;</m:t>
+                    <m:t>t&gt;</m:t>
                   </m:r>
                   <m:sSup>
                     <m:sSupPr>
@@ -4241,7 +4244,14 @@
                       <w:rFonts w:ascii="Cambria Math" w:hAnsi="Cambria Math"/>
                       <w:sz w:val="24"/>
                     </w:rPr>
-                    <m:t>3×</m:t>
+                    <m:t>3</m:t>
+                  </m:r>
+                  <m:r>
+                    <w:rPr>
+                      <w:rFonts w:ascii="Cambria Math" w:hAnsi="Cambria Math"/>
+                      <w:sz w:val="24"/>
+                    </w:rPr>
+                    <m:t>⋅</m:t>
                   </m:r>
                   <m:sSup>
                     <m:sSupPr>
@@ -4315,7 +4325,14 @@
                       <w:rFonts w:ascii="Cambria Math" w:hAnsi="Cambria Math"/>
                       <w:sz w:val="24"/>
                     </w:rPr>
-                    <m:t>×(</m:t>
+                    <m:t>⋅</m:t>
+                  </m:r>
+                  <m:r>
+                    <w:rPr>
+                      <w:rFonts w:ascii="Cambria Math" w:hAnsi="Cambria Math"/>
+                      <w:sz w:val="24"/>
+                    </w:rPr>
+                    <m:t>(</m:t>
                   </m:r>
                   <m:r>
                     <w:rPr>
@@ -4367,14 +4384,7 @@
                       <w:rFonts w:ascii="Cambria Math" w:hAnsi="Cambria Math"/>
                       <w:sz w:val="24"/>
                     </w:rPr>
-                    <m:t>)</m:t>
-                  </m:r>
-                  <m:r>
-                    <w:rPr>
-                      <w:rFonts w:ascii="Cambria Math" w:hAnsi="Cambria Math"/>
-                      <w:sz w:val="24"/>
-                    </w:rPr>
-                    <m:t>,</m:t>
+                    <m:t>),</m:t>
                   </m:r>
                 </m:e>
                 <m:e>
@@ -4383,14 +4393,7 @@
                       <w:rFonts w:ascii="Cambria Math" w:hAnsi="Cambria Math"/>
                       <w:sz w:val="24"/>
                     </w:rPr>
-                    <m:t>t</m:t>
-                  </m:r>
-                  <m:r>
-                    <w:rPr>
-                      <w:rFonts w:ascii="Cambria Math" w:hAnsi="Cambria Math"/>
-                      <w:sz w:val="24"/>
-                    </w:rPr>
-                    <m:t>≤</m:t>
+                    <m:t>t≤</m:t>
                   </m:r>
                   <m:sSup>
                     <m:sSupPr>
@@ -4477,6 +4480,13 @@
           <w:rFonts w:ascii="Times New Roman" w:hAnsi="Times New Roman"/>
           <w:sz w:val="24"/>
         </w:rPr>
+        <w:t xml:space="preserve">                               </w:t>
+      </w:r>
+      <w:r>
+        <w:rPr>
+          <w:rFonts w:ascii="Times New Roman" w:hAnsi="Times New Roman"/>
+          <w:sz w:val="24"/>
+        </w:rPr>
         <w:t>Затем</w:t>
       </w:r>
       <w:r>
@@ -4545,7 +4555,7 @@
             <w:rFonts w:ascii="Cambria Math" w:hAnsi="Cambria Math"/>
             <w:sz w:val="24"/>
           </w:rPr>
-          <m:t>×</m:t>
+          <m:t>⋅</m:t>
         </m:r>
         <m:sSup>
           <m:sSupPr>
@@ -4640,7 +4650,21 @@
             <w:rFonts w:ascii="Cambria Math" w:hAnsi="Cambria Math"/>
             <w:sz w:val="24"/>
           </w:rPr>
-          <m:t xml:space="preserve">, </m:t>
+          <m:t>,</m:t>
+        </m:r>
+        <m:r>
+          <w:rPr>
+            <w:rFonts w:ascii="Cambria Math" w:hAnsi="Cambria Math"/>
+            <w:sz w:val="24"/>
+          </w:rPr>
+          <m:t xml:space="preserve"> </m:t>
+        </m:r>
+        <m:r>
+          <w:rPr>
+            <w:rFonts w:ascii="Cambria Math" w:hAnsi="Cambria Math"/>
+            <w:sz w:val="24"/>
+          </w:rPr>
+          <m:t xml:space="preserve"> </m:t>
         </m:r>
         <m:r>
           <w:rPr>
@@ -4701,7 +4725,7 @@
             <w:rFonts w:ascii="Cambria Math" w:hAnsi="Cambria Math"/>
             <w:sz w:val="24"/>
           </w:rPr>
-          <m:t>×</m:t>
+          <m:t>⋅</m:t>
         </m:r>
         <m:sSup>
           <m:sSupPr>
@@ -4796,7 +4820,21 @@
             <w:rFonts w:ascii="Cambria Math" w:hAnsi="Cambria Math"/>
             <w:sz w:val="24"/>
           </w:rPr>
-          <m:t xml:space="preserve">, </m:t>
+          <m:t>,</m:t>
+        </m:r>
+        <m:r>
+          <w:rPr>
+            <w:rFonts w:ascii="Cambria Math" w:hAnsi="Cambria Math"/>
+            <w:sz w:val="24"/>
+          </w:rPr>
+          <m:t xml:space="preserve"> </m:t>
+        </m:r>
+        <m:r>
+          <w:rPr>
+            <w:rFonts w:ascii="Cambria Math" w:hAnsi="Cambria Math"/>
+            <w:sz w:val="24"/>
+          </w:rPr>
+          <m:t xml:space="preserve"> </m:t>
         </m:r>
         <m:r>
           <w:rPr>
@@ -4857,7 +4895,7 @@
             <w:rFonts w:ascii="Cambria Math" w:hAnsi="Cambria Math"/>
             <w:sz w:val="24"/>
           </w:rPr>
-          <m:t>×</m:t>
+          <m:t>⋅</m:t>
         </m:r>
         <m:r>
           <w:rPr>
@@ -4916,22 +4954,16 @@
             <w:rFonts w:ascii="Cambria Math" w:hAnsi="Cambria Math"/>
             <w:sz w:val="24"/>
           </w:rPr>
-          <m:t>)</m:t>
-        </m:r>
-        <m:r>
-          <w:rPr>
-            <w:rFonts w:ascii="Cambria Math" w:hAnsi="Cambria Math"/>
-            <w:sz w:val="24"/>
-          </w:rPr>
-          <m:t>.</m:t>
+          <m:t>).</m:t>
         </m:r>
       </m:oMath>
     </w:p>
     <w:p>
       <w:pPr>
+        <w:pStyle w:val="a7"/>
         <w:numPr>
           <w:ilvl w:val="0"/>
-          <w:numId w:val="5"/>
+          <w:numId w:val="7"/>
         </w:numPr>
         <w:spacing w:after="0"/>
         <w:rPr>
@@ -4951,6 +4983,7 @@
     <w:p>
       <w:pPr>
         <w:spacing w:after="0"/>
+        <w:ind w:left="720"/>
         <w:rPr>
           <w:rFonts w:ascii="Times New Roman" w:hAnsi="Times New Roman" w:cs="Times New Roman"/>
           <w:sz w:val="24"/>
@@ -4985,7 +5018,7 @@
       <w:pPr>
         <w:numPr>
           <w:ilvl w:val="1"/>
-          <w:numId w:val="5"/>
+          <w:numId w:val="8"/>
         </w:numPr>
         <w:spacing w:after="0"/>
         <w:rPr>
@@ -5007,21 +5040,7 @@
             <w:rFonts w:ascii="Cambria Math" w:hAnsi="Cambria Math"/>
             <w:sz w:val="24"/>
           </w:rPr>
-          <m:t>R' = min(1,</m:t>
-        </m:r>
-        <m:r>
-          <w:rPr>
-            <w:rFonts w:ascii="Cambria Math" w:hAnsi="Cambria Math"/>
-            <w:sz w:val="24"/>
-          </w:rPr>
-          <m:t xml:space="preserve"> </m:t>
-        </m:r>
-        <m:r>
-          <w:rPr>
-            <w:rFonts w:ascii="Cambria Math" w:hAnsi="Cambria Math"/>
-            <w:sz w:val="24"/>
-          </w:rPr>
-          <m:t xml:space="preserve"> max(0, </m:t>
+          <m:t xml:space="preserve">R' = min(1,  max(0, </m:t>
         </m:r>
         <m:sSub>
           <m:sSubPr>
@@ -5104,7 +5123,7 @@
       <w:pPr>
         <w:numPr>
           <w:ilvl w:val="1"/>
-          <w:numId w:val="5"/>
+          <w:numId w:val="8"/>
         </w:numPr>
         <w:spacing w:after="0"/>
         <w:rPr>
@@ -5142,21 +5161,7 @@
             <w:rFonts w:ascii="Cambria Math" w:hAnsi="Cambria Math"/>
             <w:sz w:val="24"/>
           </w:rPr>
-          <m:t>t</m:t>
-        </m:r>
-        <m:r>
-          <w:rPr>
-            <w:rFonts w:ascii="Cambria Math" w:hAnsi="Cambria Math"/>
-            <w:sz w:val="24"/>
-          </w:rPr>
-          <m:t>∈</m:t>
-        </m:r>
-        <m:r>
-          <w:rPr>
-            <w:rFonts w:ascii="Cambria Math" w:hAnsi="Cambria Math"/>
-            <w:sz w:val="24"/>
-          </w:rPr>
-          <m:t>[0;1],</m:t>
+          <m:t>t∈[0;1],</m:t>
         </m:r>
       </m:oMath>
       <w:r>
@@ -5208,7 +5213,7 @@
             <w:rFonts w:ascii="Cambria Math" w:hAnsi="Cambria Math"/>
             <w:sz w:val="24"/>
           </w:rPr>
-          <m:t>×</m:t>
+          <m:t>⋅</m:t>
         </m:r>
         <m:r>
           <w:rPr>
@@ -5228,6 +5233,11 @@
     </w:p>
     <w:p>
       <w:pPr>
+        <w:pStyle w:val="a7"/>
+        <w:numPr>
+          <w:ilvl w:val="0"/>
+          <w:numId w:val="7"/>
+        </w:numPr>
         <w:spacing w:after="0"/>
         <w:rPr>
           <w:rFonts w:ascii="Times New Roman" w:hAnsi="Times New Roman" w:cs="Times New Roman"/>
@@ -5240,7 +5250,7 @@
           <w:rFonts w:ascii="Times New Roman" w:hAnsi="Times New Roman"/>
           <w:sz w:val="24"/>
         </w:rPr>
-        <w:t xml:space="preserve">3) Преобразование </w:t>
+        <w:t xml:space="preserve">Преобразование </w:t>
       </w:r>
       <w:r>
         <w:rPr>
@@ -5261,23 +5271,36 @@
     </w:p>
     <w:p>
       <w:pPr>
-        <w:numPr>
-          <w:ilvl w:val="0"/>
-          <w:numId w:val="6"/>
-        </w:numPr>
         <w:spacing w:after="0"/>
-        <w:rPr>
-          <w:rFonts w:ascii="Times New Roman" w:hAnsi="Times New Roman" w:cs="Times New Roman"/>
-          <w:sz w:val="24"/>
-          <w:szCs w:val="24"/>
-        </w:rPr>
-      </w:pPr>
-      <w:r>
-        <w:rPr>
-          <w:rFonts w:ascii="Times New Roman" w:hAnsi="Times New Roman"/>
-          <w:sz w:val="24"/>
-        </w:rPr>
-        <w:t xml:space="preserve">Нормированные RGB: </w:t>
+        <w:ind w:left="720"/>
+        <w:rPr>
+          <w:rFonts w:ascii="Times New Roman" w:hAnsi="Times New Roman"/>
+          <w:sz w:val="24"/>
+          <w:lang w:val="en-US"/>
+        </w:rPr>
+      </w:pPr>
+      <w:r>
+        <w:rPr>
+          <w:rFonts w:ascii="Times New Roman" w:hAnsi="Times New Roman"/>
+          <w:sz w:val="24"/>
+        </w:rPr>
+        <w:t xml:space="preserve">Нормированные </w:t>
+      </w:r>
+      <w:r>
+        <w:rPr>
+          <w:rFonts w:ascii="Times New Roman" w:hAnsi="Times New Roman"/>
+          <w:i/>
+          <w:iCs/>
+          <w:sz w:val="24"/>
+        </w:rPr>
+        <w:t>RGB</w:t>
+      </w:r>
+      <w:r>
+        <w:rPr>
+          <w:rFonts w:ascii="Times New Roman" w:hAnsi="Times New Roman"/>
+          <w:sz w:val="24"/>
+        </w:rPr>
+        <w:t xml:space="preserve">: </w:t>
       </w:r>
       <m:oMath>
         <m:r>
@@ -5321,21 +5344,7 @@
             <w:rFonts w:ascii="Cambria Math" w:hAnsi="Cambria Math"/>
             <w:sz w:val="24"/>
           </w:rPr>
-          <m:t>,</m:t>
-        </m:r>
-        <m:r>
-          <w:rPr>
-            <w:rFonts w:ascii="Cambria Math" w:hAnsi="Cambria Math"/>
-            <w:sz w:val="24"/>
-          </w:rPr>
-          <m:t xml:space="preserve"> </m:t>
-        </m:r>
-        <m:r>
-          <w:rPr>
-            <w:rFonts w:ascii="Cambria Math" w:hAnsi="Cambria Math"/>
-            <w:sz w:val="24"/>
-          </w:rPr>
-          <m:t xml:space="preserve"> g =</m:t>
+          <m:t>,  g =</m:t>
         </m:r>
         <m:f>
           <m:fPr>
@@ -5371,21 +5380,7 @@
             <w:rFonts w:ascii="Cambria Math" w:hAnsi="Cambria Math"/>
             <w:sz w:val="24"/>
           </w:rPr>
-          <m:t>,</m:t>
-        </m:r>
-        <m:r>
-          <w:rPr>
-            <w:rFonts w:ascii="Cambria Math" w:hAnsi="Cambria Math"/>
-            <w:sz w:val="24"/>
-          </w:rPr>
-          <m:t xml:space="preserve"> </m:t>
-        </m:r>
-        <m:r>
-          <w:rPr>
-            <w:rFonts w:ascii="Cambria Math" w:hAnsi="Cambria Math"/>
-            <w:sz w:val="24"/>
-          </w:rPr>
-          <m:t xml:space="preserve"> b =</m:t>
+          <m:t>,  b =</m:t>
         </m:r>
         <m:f>
           <m:fPr>
@@ -5422,7 +5417,25 @@
           <w:rFonts w:ascii="Times New Roman" w:hAnsi="Times New Roman"/>
           <w:sz w:val="24"/>
         </w:rPr>
-        <w:t xml:space="preserve">. Базовые </w:t>
+        <w:t xml:space="preserve">. </w:t>
+      </w:r>
+    </w:p>
+    <w:p>
+      <w:pPr>
+        <w:spacing w:after="0"/>
+        <w:ind w:left="720"/>
+        <w:rPr>
+          <w:rFonts w:ascii="Times New Roman" w:hAnsi="Times New Roman" w:cs="Times New Roman"/>
+          <w:sz w:val="24"/>
+          <w:szCs w:val="24"/>
+        </w:rPr>
+      </w:pPr>
+      <w:r>
+        <w:rPr>
+          <w:rFonts w:ascii="Times New Roman" w:hAnsi="Times New Roman"/>
+          <w:sz w:val="24"/>
+        </w:rPr>
+        <w:t xml:space="preserve">Базовые </w:t>
       </w:r>
       <w:r>
         <w:rPr>
@@ -5446,7 +5459,49 @@
             <w:rFonts w:ascii="Cambria Math" w:hAnsi="Cambria Math"/>
             <w:sz w:val="24"/>
           </w:rPr>
-          <m:t>C = 1-r, M = 1-g, Y = 1-b</m:t>
+          <m:t>C = 1-r</m:t>
+        </m:r>
+        <m:r>
+          <w:rPr>
+            <w:rFonts w:ascii="Cambria Math" w:hAnsi="Cambria Math"/>
+            <w:sz w:val="24"/>
+          </w:rPr>
+          <m:t>,</m:t>
+        </m:r>
+        <m:r>
+          <w:rPr>
+            <w:rFonts w:ascii="Cambria Math" w:hAnsi="Cambria Math"/>
+            <w:sz w:val="24"/>
+          </w:rPr>
+          <m:t xml:space="preserve"> </m:t>
+        </m:r>
+        <m:r>
+          <w:rPr>
+            <w:rFonts w:ascii="Cambria Math" w:hAnsi="Cambria Math"/>
+            <w:sz w:val="24"/>
+          </w:rPr>
+          <m:t xml:space="preserve"> </m:t>
+        </m:r>
+        <m:r>
+          <w:rPr>
+            <w:rFonts w:ascii="Cambria Math" w:hAnsi="Cambria Math"/>
+            <w:sz w:val="24"/>
+          </w:rPr>
+          <m:t>M = 1-g,</m:t>
+        </m:r>
+        <m:r>
+          <w:rPr>
+            <w:rFonts w:ascii="Cambria Math" w:hAnsi="Cambria Math"/>
+            <w:sz w:val="24"/>
+          </w:rPr>
+          <m:t xml:space="preserve"> </m:t>
+        </m:r>
+        <m:r>
+          <w:rPr>
+            <w:rFonts w:ascii="Cambria Math" w:hAnsi="Cambria Math"/>
+            <w:sz w:val="24"/>
+          </w:rPr>
+          <m:t xml:space="preserve"> Y = 1-b</m:t>
         </m:r>
       </m:oMath>
       <w:r>
@@ -5468,11 +5523,8 @@
     </w:p>
     <w:p>
       <w:pPr>
-        <w:numPr>
-          <w:ilvl w:val="0"/>
-          <w:numId w:val="6"/>
-        </w:numPr>
         <w:spacing w:after="0"/>
+        <w:ind w:left="720"/>
         <w:rPr>
           <w:rFonts w:ascii="Times New Roman" w:hAnsi="Times New Roman" w:cs="Times New Roman"/>
           <w:sz w:val="24"/>
@@ -5537,7 +5589,7 @@
             <w:rFonts w:ascii="Cambria Math" w:hAnsi="Cambria Math"/>
             <w:sz w:val="24"/>
           </w:rPr>
-          <m:t>×</m:t>
+          <m:t>⋅</m:t>
         </m:r>
         <m:r>
           <w:rPr>
@@ -5560,21 +5612,7 @@
             <w:rFonts w:ascii="Cambria Math" w:hAnsi="Cambria Math"/>
             <w:sz w:val="24"/>
           </w:rPr>
-          <m:t>s</m:t>
-        </m:r>
-        <m:r>
-          <w:rPr>
-            <w:rFonts w:ascii="Cambria Math" w:hAnsi="Cambria Math"/>
-            <w:sz w:val="24"/>
-          </w:rPr>
-          <m:t>∈</m:t>
-        </m:r>
-        <m:r>
-          <w:rPr>
-            <w:rFonts w:ascii="Cambria Math" w:hAnsi="Cambria Math"/>
-            <w:sz w:val="24"/>
-          </w:rPr>
-          <m:t>[0;1]</m:t>
+          <m:t>s∈[0;1]</m:t>
         </m:r>
       </m:oMath>
       <w:r>
@@ -5603,11 +5641,8 @@
     </w:p>
     <w:p>
       <w:pPr>
-        <w:numPr>
-          <w:ilvl w:val="0"/>
-          <w:numId w:val="6"/>
-        </w:numPr>
         <w:spacing w:after="0"/>
+        <w:ind w:left="720"/>
         <w:rPr>
           <w:rFonts w:ascii="Times New Roman" w:hAnsi="Times New Roman" w:cs="Times New Roman"/>
           <w:sz w:val="24"/>
@@ -5636,7 +5671,7 @@
             <w:rFonts w:ascii="Cambria Math" w:hAnsi="Cambria Math"/>
             <w:sz w:val="24"/>
           </w:rPr>
-          <m:t>w = smoothstep(0.45, 0.85, min(C,M,Y)),</m:t>
+          <m:t>w =smoothstep(0.45, 0.85, min(C,M,Y)),</m:t>
         </m:r>
       </m:oMath>
       <w:r>
@@ -5688,7 +5723,7 @@
             <w:rFonts w:ascii="Cambria Math" w:hAnsi="Cambria Math"/>
             <w:sz w:val="24"/>
           </w:rPr>
-          <m:t>×</m:t>
+          <m:t>⋅</m:t>
         </m:r>
         <m:r>
           <w:rPr>
@@ -5722,7 +5757,7 @@
             <w:rFonts w:ascii="Cambria Math" w:hAnsi="Cambria Math"/>
             <w:sz w:val="24"/>
           </w:rPr>
-          <m:t>×</m:t>
+          <m:t>⋅</m:t>
         </m:r>
         <m:r>
           <w:rPr>
@@ -5740,12 +5775,84 @@
         <w:t xml:space="preserve"> и </w:t>
       </w:r>
       <m:oMath>
-        <m:r>
-          <w:rPr>
-            <w:rFonts w:ascii="Cambria Math" w:hAnsi="Cambria Math"/>
-            <w:sz w:val="24"/>
-          </w:rPr>
-          <m:t>C' = C-k, M' = M-k, Y' = Y-k</m:t>
+        <m:sSup>
+          <m:sSupPr>
+            <m:ctrlPr>
+              <w:rPr>
+                <w:rFonts w:ascii="Cambria Math" w:hAnsi="Cambria Math"/>
+                <w:i/>
+                <w:sz w:val="24"/>
+              </w:rPr>
+            </m:ctrlPr>
+          </m:sSupPr>
+          <m:e>
+            <m:r>
+              <w:rPr>
+                <w:rFonts w:ascii="Cambria Math" w:hAnsi="Cambria Math"/>
+                <w:sz w:val="24"/>
+              </w:rPr>
+              <m:t>C</m:t>
+            </m:r>
+          </m:e>
+          <m:sup>
+            <m:r>
+              <w:rPr>
+                <w:rFonts w:ascii="Cambria Math" w:hAnsi="Cambria Math"/>
+                <w:sz w:val="24"/>
+              </w:rPr>
+              <m:t>'</m:t>
+            </m:r>
+          </m:sup>
+        </m:sSup>
+        <m:r>
+          <w:rPr>
+            <w:rFonts w:ascii="Cambria Math" w:hAnsi="Cambria Math"/>
+            <w:sz w:val="24"/>
+          </w:rPr>
+          <m:t xml:space="preserve">= C-k,  </m:t>
+        </m:r>
+        <m:sSup>
+          <m:sSupPr>
+            <m:ctrlPr>
+              <w:rPr>
+                <w:rFonts w:ascii="Cambria Math" w:hAnsi="Cambria Math"/>
+                <w:i/>
+                <w:sz w:val="24"/>
+              </w:rPr>
+            </m:ctrlPr>
+          </m:sSupPr>
+          <m:e>
+            <m:r>
+              <w:rPr>
+                <w:rFonts w:ascii="Cambria Math" w:hAnsi="Cambria Math"/>
+                <w:sz w:val="24"/>
+              </w:rPr>
+              <m:t>M</m:t>
+            </m:r>
+          </m:e>
+          <m:sup>
+            <m:r>
+              <w:rPr>
+                <w:rFonts w:ascii="Cambria Math" w:hAnsi="Cambria Math"/>
+                <w:sz w:val="24"/>
+              </w:rPr>
+              <m:t>'</m:t>
+            </m:r>
+          </m:sup>
+        </m:sSup>
+        <m:r>
+          <w:rPr>
+            <w:rFonts w:ascii="Cambria Math" w:hAnsi="Cambria Math"/>
+            <w:sz w:val="24"/>
+          </w:rPr>
+          <m:t xml:space="preserve">= M-k, </m:t>
+        </m:r>
+        <m:r>
+          <w:rPr>
+            <w:rFonts w:ascii="Cambria Math" w:hAnsi="Cambria Math"/>
+            <w:sz w:val="24"/>
+          </w:rPr>
+          <m:t xml:space="preserve"> Y' = Y-k</m:t>
         </m:r>
       </m:oMath>
       <w:r>
@@ -5759,6 +5866,7 @@
     <w:p>
       <w:pPr>
         <w:spacing w:after="0"/>
+        <w:ind w:left="720"/>
         <w:rPr>
           <w:rFonts w:ascii="Times New Roman" w:hAnsi="Times New Roman" w:cs="Times New Roman"/>
           <w:sz w:val="24"/>
@@ -5801,7 +5909,7 @@
             <w:rFonts w:ascii="Cambria Math" w:hAnsi="Cambria Math"/>
             <w:sz w:val="24"/>
           </w:rPr>
-          <m:t>×</m:t>
+          <m:t>⋅</m:t>
         </m:r>
         <m:d>
           <m:dPr>
@@ -5848,14 +5956,28 @@
             <w:rFonts w:ascii="Cambria Math" w:hAnsi="Cambria Math"/>
             <w:sz w:val="24"/>
           </w:rPr>
-          <m:t>, G = 255</m:t>
-        </m:r>
-        <m:r>
-          <w:rPr>
-            <w:rFonts w:ascii="Cambria Math" w:hAnsi="Cambria Math"/>
-            <w:sz w:val="24"/>
-          </w:rPr>
-          <m:t>×</m:t>
+          <m:t xml:space="preserve">, </m:t>
+        </m:r>
+        <m:r>
+          <w:rPr>
+            <w:rFonts w:ascii="Cambria Math" w:hAnsi="Cambria Math"/>
+            <w:sz w:val="24"/>
+          </w:rPr>
+          <m:t xml:space="preserve"> </m:t>
+        </m:r>
+        <m:r>
+          <w:rPr>
+            <w:rFonts w:ascii="Cambria Math" w:hAnsi="Cambria Math"/>
+            <w:sz w:val="24"/>
+          </w:rPr>
+          <m:t>G = 255</m:t>
+        </m:r>
+        <m:r>
+          <w:rPr>
+            <w:rFonts w:ascii="Cambria Math" w:hAnsi="Cambria Math"/>
+            <w:sz w:val="24"/>
+          </w:rPr>
+          <m:t>⋅</m:t>
         </m:r>
         <m:d>
           <m:dPr>
@@ -5902,21 +6024,35 @@
             <w:rFonts w:ascii="Cambria Math" w:hAnsi="Cambria Math"/>
             <w:sz w:val="24"/>
           </w:rPr>
-          <m:t>, B = 255</m:t>
-        </m:r>
-        <m:r>
-          <w:rPr>
-            <w:rFonts w:ascii="Cambria Math" w:hAnsi="Cambria Math"/>
-            <w:sz w:val="24"/>
-          </w:rPr>
-          <m:t>×(</m:t>
-        </m:r>
-        <m:r>
-          <w:rPr>
-            <w:rFonts w:ascii="Cambria Math" w:hAnsi="Cambria Math"/>
-            <w:sz w:val="24"/>
-          </w:rPr>
-          <m:t>1 - min</m:t>
+          <m:t xml:space="preserve">, </m:t>
+        </m:r>
+        <m:r>
+          <w:rPr>
+            <w:rFonts w:ascii="Cambria Math" w:hAnsi="Cambria Math"/>
+            <w:sz w:val="24"/>
+          </w:rPr>
+          <m:t xml:space="preserve"> </m:t>
+        </m:r>
+        <m:r>
+          <w:rPr>
+            <w:rFonts w:ascii="Cambria Math" w:hAnsi="Cambria Math"/>
+            <w:sz w:val="24"/>
+          </w:rPr>
+          <m:t>B = 255</m:t>
+        </m:r>
+        <m:r>
+          <w:rPr>
+            <w:rFonts w:ascii="Cambria Math" w:hAnsi="Cambria Math"/>
+            <w:sz w:val="24"/>
+          </w:rPr>
+          <m:t>⋅</m:t>
+        </m:r>
+        <m:r>
+          <w:rPr>
+            <w:rFonts w:ascii="Cambria Math" w:hAnsi="Cambria Math"/>
+            <w:sz w:val="24"/>
+          </w:rPr>
+          <m:t>(1 - min</m:t>
         </m:r>
         <m:d>
           <m:dPr>
@@ -5956,6 +6092,14 @@
     </w:p>
     <w:p>
       <w:pPr>
+        <w:pStyle w:val="a7"/>
+        <w:numPr>
+          <w:ilvl w:val="0"/>
+          <w:numId w:val="7"/>
+        </w:numPr>
+        <w:tabs>
+          <w:tab w:val="num" w:pos="360"/>
+        </w:tabs>
         <w:spacing w:after="0"/>
         <w:rPr>
           <w:rFonts w:ascii="Times New Roman" w:hAnsi="Times New Roman" w:cs="Times New Roman"/>
@@ -5968,12 +6112,13 @@
           <w:rFonts w:ascii="Times New Roman" w:hAnsi="Times New Roman"/>
           <w:sz w:val="24"/>
         </w:rPr>
-        <w:t>4) Разработка пользовательского интерфейса:</w:t>
+        <w:t>Разработка пользовательского интерфейса:</w:t>
       </w:r>
     </w:p>
     <w:p>
       <w:pPr>
         <w:spacing w:after="0"/>
+        <w:ind w:left="720"/>
         <w:rPr>
           <w:rFonts w:ascii="Times New Roman" w:hAnsi="Times New Roman" w:cs="Times New Roman"/>
           <w:sz w:val="24"/>
@@ -6005,6 +6150,7 @@
     <w:p>
       <w:pPr>
         <w:spacing w:after="0"/>
+        <w:ind w:left="720"/>
         <w:rPr>
           <w:rFonts w:ascii="Times New Roman" w:hAnsi="Times New Roman" w:cs="Times New Roman"/>
           <w:sz w:val="24"/>
@@ -6049,7 +6195,7 @@
           <w:rFonts w:ascii="Times New Roman" w:hAnsi="Times New Roman"/>
           <w:sz w:val="24"/>
         </w:rPr>
-        <w:t>, E</w:t>
+        <w:t xml:space="preserve">, </w:t>
       </w:r>
       <w:r>
         <w:rPr>
@@ -6058,7 +6204,14 @@
           <w:iCs/>
           <w:sz w:val="24"/>
         </w:rPr>
-        <w:t>),</w:t>
+        <w:t>E)</w:t>
+      </w:r>
+      <w:r>
+        <w:rPr>
+          <w:rFonts w:ascii="Times New Roman" w:hAnsi="Times New Roman"/>
+          <w:sz w:val="24"/>
+        </w:rPr>
+        <w:t>,</w:t>
       </w:r>
       <w:r>
         <w:rPr>
@@ -6119,6 +6272,7 @@
     <w:p>
       <w:pPr>
         <w:spacing w:after="0"/>
+        <w:ind w:left="720"/>
         <w:rPr>
           <w:rFonts w:ascii="Times New Roman" w:hAnsi="Times New Roman" w:cs="Times New Roman"/>
           <w:sz w:val="24"/>
@@ -6136,6 +6290,7 @@
     <w:p>
       <w:pPr>
         <w:spacing w:after="0"/>
+        <w:ind w:left="720"/>
         <w:rPr>
           <w:rFonts w:ascii="Times New Roman" w:hAnsi="Times New Roman" w:cs="Times New Roman"/>
           <w:sz w:val="24"/>
@@ -6153,6 +6308,7 @@
     <w:p>
       <w:pPr>
         <w:spacing w:after="0"/>
+        <w:ind w:left="720"/>
         <w:rPr>
           <w:rFonts w:ascii="Times New Roman" w:hAnsi="Times New Roman" w:cs="Times New Roman"/>
           <w:sz w:val="24"/>
@@ -6172,6 +6328,8 @@
         <w:spacing w:after="0"/>
         <w:rPr>
           <w:rFonts w:ascii="Times New Roman" w:hAnsi="Times New Roman" w:cs="Times New Roman"/>
+          <w:b/>
+          <w:bCs/>
           <w:sz w:val="24"/>
           <w:szCs w:val="24"/>
         </w:rPr>
@@ -6179,18 +6337,26 @@
       <w:r>
         <w:rPr>
           <w:rFonts w:ascii="Times New Roman" w:hAnsi="Times New Roman"/>
+          <w:b/>
+          <w:bCs/>
           <w:sz w:val="24"/>
         </w:rPr>
         <w:t>5. Вывод</w:t>
       </w:r>
     </w:p>
     <w:p>
-      <w:r>
-        <w:rPr>
-          <w:rFonts w:ascii="Times New Roman" w:hAnsi="Times New Roman"/>
-          <w:sz w:val="24"/>
-        </w:rPr>
-        <w:t xml:space="preserve">В ходе лабораторной работы было создано интерактивное веб-приложение для конвертации цветов между моделями </w:t>
+      <w:pPr>
+        <w:rPr>
+          <w:rFonts w:ascii="Times New Roman" w:hAnsi="Times New Roman"/>
+          <w:sz w:val="24"/>
+        </w:rPr>
+      </w:pPr>
+      <w:r>
+        <w:rPr>
+          <w:rFonts w:ascii="Times New Roman" w:hAnsi="Times New Roman"/>
+          <w:sz w:val="24"/>
+        </w:rPr>
+        <w:t xml:space="preserve">В ходе лабораторной работы были изучены цветовые модели </w:t>
       </w:r>
       <w:r>
         <w:rPr>
@@ -6198,6 +6364,7 @@
           <w:i/>
           <w:iCs/>
           <w:sz w:val="24"/>
+          <w:lang w:val="en-US"/>
         </w:rPr>
         <w:t>RGB</w:t>
       </w:r>
@@ -6214,15 +6381,16 @@
           <w:i/>
           <w:iCs/>
           <w:sz w:val="24"/>
-        </w:rPr>
-        <w:t>LAB</w:t>
-      </w:r>
-      <w:r>
-        <w:rPr>
-          <w:rFonts w:ascii="Times New Roman" w:hAnsi="Times New Roman"/>
-          <w:sz w:val="24"/>
-        </w:rPr>
-        <w:t xml:space="preserve"> и </w:t>
+          <w:lang w:val="en-US"/>
+        </w:rPr>
+        <w:t>XYZ</w:t>
+      </w:r>
+      <w:r>
+        <w:rPr>
+          <w:rFonts w:ascii="Times New Roman" w:hAnsi="Times New Roman"/>
+          <w:sz w:val="24"/>
+        </w:rPr>
+        <w:t xml:space="preserve">, </w:t>
       </w:r>
       <w:r>
         <w:rPr>
@@ -6230,15 +6398,16 @@
           <w:i/>
           <w:iCs/>
           <w:sz w:val="24"/>
-        </w:rPr>
-        <w:t>CMYK</w:t>
-      </w:r>
-      <w:r>
-        <w:rPr>
-          <w:rFonts w:ascii="Times New Roman" w:hAnsi="Times New Roman"/>
-          <w:sz w:val="24"/>
-        </w:rPr>
-        <w:t xml:space="preserve">. Для связи </w:t>
+          <w:lang w:val="en-US"/>
+        </w:rPr>
+        <w:t>LAB</w:t>
+      </w:r>
+      <w:r>
+        <w:rPr>
+          <w:rFonts w:ascii="Times New Roman" w:hAnsi="Times New Roman"/>
+          <w:sz w:val="24"/>
+        </w:rPr>
+        <w:t xml:space="preserve"> и </w:t>
       </w:r>
       <w:r>
         <w:rPr>
@@ -6246,15 +6415,16 @@
           <w:i/>
           <w:iCs/>
           <w:sz w:val="24"/>
-        </w:rPr>
-        <w:t>RGB</w:t>
-      </w:r>
-      <w:r>
-        <w:rPr>
-          <w:rFonts w:ascii="Times New Roman" w:hAnsi="Times New Roman"/>
-          <w:sz w:val="24"/>
-        </w:rPr>
-        <w:t xml:space="preserve"> и </w:t>
+          <w:lang w:val="en-US"/>
+        </w:rPr>
+        <w:t>CMYK</w:t>
+      </w:r>
+      <w:r>
+        <w:rPr>
+          <w:rFonts w:ascii="Times New Roman" w:hAnsi="Times New Roman"/>
+          <w:sz w:val="24"/>
+        </w:rPr>
+        <w:t xml:space="preserve"> и реализованы преобразования между ними. Были рассмотрены построение матриц перехода, гамма-коррекция </w:t>
       </w:r>
       <w:r>
         <w:rPr>
@@ -6262,15 +6432,37 @@
           <w:i/>
           <w:iCs/>
           <w:sz w:val="24"/>
-        </w:rPr>
-        <w:t>LAB</w:t>
-      </w:r>
-      <w:r>
-        <w:rPr>
-          <w:rFonts w:ascii="Times New Roman" w:hAnsi="Times New Roman"/>
-          <w:sz w:val="24"/>
-        </w:rPr>
-        <w:t xml:space="preserve"> используется промежуточная модель </w:t>
+          <w:lang w:val="en-US"/>
+        </w:rPr>
+        <w:t>sRGB</w:t>
+      </w:r>
+      <w:r>
+        <w:rPr>
+          <w:rFonts w:ascii="Times New Roman" w:hAnsi="Times New Roman"/>
+          <w:sz w:val="24"/>
+        </w:rPr>
+        <w:t>, алгоритмы цветоделения и способы обработки цветов, выходящих за цветовой охват. Создано интерактивное веб-приложение, позволяющее задавать цвет ползунками, числовыми полями и палитрой с автоматическим пересчётом в</w:t>
+      </w:r>
+      <w:r>
+        <w:rPr>
+          <w:rFonts w:ascii="Times New Roman" w:hAnsi="Times New Roman"/>
+          <w:sz w:val="24"/>
+        </w:rPr>
+        <w:t xml:space="preserve"> </w:t>
+      </w:r>
+      <w:r>
+        <w:rPr>
+          <w:rFonts w:ascii="Times New Roman" w:hAnsi="Times New Roman"/>
+          <w:sz w:val="24"/>
+        </w:rPr>
+        <w:t xml:space="preserve">трёх </w:t>
+      </w:r>
+      <w:r>
+        <w:rPr>
+          <w:rFonts w:ascii="Times New Roman" w:hAnsi="Times New Roman"/>
+          <w:sz w:val="24"/>
+        </w:rPr>
+        <w:t>моделях. Матрицы перехода не заданы константами, а вычисляются из цветностей основных цветов и выбранного источника (</w:t>
       </w:r>
       <w:r>
         <w:rPr>
@@ -6278,15 +6470,9 @@
           <w:i/>
           <w:iCs/>
           <w:sz w:val="24"/>
-        </w:rPr>
-        <w:t>XYZ</w:t>
-      </w:r>
-      <w:r>
-        <w:rPr>
-          <w:rFonts w:ascii="Times New Roman" w:hAnsi="Times New Roman"/>
-          <w:sz w:val="24"/>
-        </w:rPr>
-        <w:t xml:space="preserve">. Реализованы динамический выбор опорной белой точки </w:t>
+          <w:lang w:val="en-US"/>
+        </w:rPr>
+        <w:t>D</w:t>
       </w:r>
       <w:r>
         <w:rPr>
@@ -6295,14 +6481,14 @@
           <w:iCs/>
           <w:sz w:val="24"/>
         </w:rPr>
-        <w:t>D65</w:t>
-      </w:r>
-      <w:r>
-        <w:rPr>
-          <w:rFonts w:ascii="Times New Roman" w:hAnsi="Times New Roman"/>
-          <w:sz w:val="24"/>
-        </w:rPr>
-        <w:t>/</w:t>
+        <w:t>65</w:t>
+      </w:r>
+      <w:r>
+        <w:rPr>
+          <w:rFonts w:ascii="Times New Roman" w:hAnsi="Times New Roman"/>
+          <w:sz w:val="24"/>
+        </w:rPr>
+        <w:t xml:space="preserve">, </w:t>
       </w:r>
       <w:r>
         <w:rPr>
@@ -6310,15 +6496,9 @@
           <w:i/>
           <w:iCs/>
           <w:sz w:val="24"/>
-        </w:rPr>
-        <w:t>D50</w:t>
-      </w:r>
-      <w:r>
-        <w:rPr>
-          <w:rFonts w:ascii="Times New Roman" w:hAnsi="Times New Roman"/>
-          <w:sz w:val="24"/>
-        </w:rPr>
-        <w:t>/</w:t>
+          <w:lang w:val="en-US"/>
+        </w:rPr>
+        <w:t>D</w:t>
       </w:r>
       <w:r>
         <w:rPr>
@@ -6327,14 +6507,14 @@
           <w:iCs/>
           <w:sz w:val="24"/>
         </w:rPr>
-        <w:t>E</w:t>
-      </w:r>
-      <w:r>
-        <w:rPr>
-          <w:rFonts w:ascii="Times New Roman" w:hAnsi="Times New Roman"/>
-          <w:sz w:val="24"/>
-        </w:rPr>
-        <w:t xml:space="preserve">, обработка выхода за цветовой охват методами Clipping и Scaling, алгоритмы </w:t>
+        <w:t>50</w:t>
+      </w:r>
+      <w:r>
+        <w:rPr>
+          <w:rFonts w:ascii="Times New Roman" w:hAnsi="Times New Roman"/>
+          <w:sz w:val="24"/>
+        </w:rPr>
+        <w:t xml:space="preserve">, </w:t>
       </w:r>
       <w:r>
         <w:rPr>
@@ -6342,15 +6522,16 @@
           <w:i/>
           <w:iCs/>
           <w:sz w:val="24"/>
-        </w:rPr>
-        <w:t>UCR</w:t>
-      </w:r>
-      <w:r>
-        <w:rPr>
-          <w:rFonts w:ascii="Times New Roman" w:hAnsi="Times New Roman"/>
-          <w:sz w:val="24"/>
-        </w:rPr>
-        <w:t xml:space="preserve"> и </w:t>
+          <w:lang w:val="en-US"/>
+        </w:rPr>
+        <w:t>E</w:t>
+      </w:r>
+      <w:r>
+        <w:rPr>
+          <w:rFonts w:ascii="Times New Roman" w:hAnsi="Times New Roman"/>
+          <w:sz w:val="24"/>
+        </w:rPr>
+        <w:t xml:space="preserve">) с адаптацией Брэдфорда. Реализованы два алгоритма цветоделения </w:t>
       </w:r>
       <w:r>
         <w:rPr>
@@ -6358,15 +6539,16 @@
           <w:i/>
           <w:iCs/>
           <w:sz w:val="24"/>
-        </w:rPr>
-        <w:t>GCR</w:t>
-      </w:r>
-      <w:r>
-        <w:rPr>
-          <w:rFonts w:ascii="Times New Roman" w:hAnsi="Times New Roman"/>
-          <w:sz w:val="24"/>
-        </w:rPr>
-        <w:t xml:space="preserve"> для </w:t>
+          <w:lang w:val="en-US"/>
+        </w:rPr>
+        <w:t>CMYK</w:t>
+      </w:r>
+      <w:r>
+        <w:rPr>
+          <w:rFonts w:ascii="Times New Roman" w:hAnsi="Times New Roman"/>
+          <w:sz w:val="24"/>
+        </w:rPr>
+        <w:t xml:space="preserve"> (</w:t>
       </w:r>
       <w:r>
         <w:rPr>
@@ -6374,15 +6556,129 @@
           <w:i/>
           <w:iCs/>
           <w:sz w:val="24"/>
-        </w:rPr>
-        <w:t>CMYK</w:t>
-      </w:r>
-      <w:r>
-        <w:rPr>
-          <w:rFonts w:ascii="Times New Roman" w:hAnsi="Times New Roman"/>
-          <w:sz w:val="24"/>
-        </w:rPr>
-        <w:t>, автоматический пересчет моделей и визуализация компонентов с помощью динамических градиентов. Корректность основных преобразований дополнительно проверяется автоматическими тестами.</w:t>
+          <w:lang w:val="en-US"/>
+        </w:rPr>
+        <w:t>GCR</w:t>
+      </w:r>
+      <w:r>
+        <w:rPr>
+          <w:rFonts w:ascii="Times New Roman" w:hAnsi="Times New Roman"/>
+          <w:sz w:val="24"/>
+        </w:rPr>
+        <w:t xml:space="preserve"> и </w:t>
+      </w:r>
+      <w:r>
+        <w:rPr>
+          <w:rFonts w:ascii="Times New Roman" w:hAnsi="Times New Roman"/>
+          <w:i/>
+          <w:iCs/>
+          <w:sz w:val="24"/>
+          <w:lang w:val="en-US"/>
+        </w:rPr>
+        <w:t>UCR</w:t>
+      </w:r>
+      <w:r>
+        <w:rPr>
+          <w:rFonts w:ascii="Times New Roman" w:hAnsi="Times New Roman"/>
+          <w:sz w:val="24"/>
+        </w:rPr>
+        <w:t>), две стратегии обработки выхода за охват (</w:t>
+      </w:r>
+      <w:r>
+        <w:rPr>
+          <w:rFonts w:ascii="Times New Roman" w:hAnsi="Times New Roman"/>
+          <w:sz w:val="24"/>
+          <w:lang w:val="en-US"/>
+        </w:rPr>
+        <w:t>Clipping</w:t>
+      </w:r>
+      <w:r>
+        <w:rPr>
+          <w:rFonts w:ascii="Times New Roman" w:hAnsi="Times New Roman"/>
+          <w:sz w:val="24"/>
+        </w:rPr>
+        <w:t xml:space="preserve"> и </w:t>
+      </w:r>
+      <w:r>
+        <w:rPr>
+          <w:rFonts w:ascii="Times New Roman" w:hAnsi="Times New Roman"/>
+          <w:sz w:val="24"/>
+          <w:lang w:val="en-US"/>
+        </w:rPr>
+        <w:t>Scaling</w:t>
+      </w:r>
+      <w:r>
+        <w:rPr>
+          <w:rFonts w:ascii="Times New Roman" w:hAnsi="Times New Roman"/>
+          <w:sz w:val="24"/>
+        </w:rPr>
+        <w:t xml:space="preserve">) с предупреждением пользователя и динамические градиенты на ползунках. Разделение приложения на </w:t>
+      </w:r>
+      <w:r>
+        <w:rPr>
+          <w:rFonts w:ascii="Times New Roman" w:hAnsi="Times New Roman"/>
+          <w:sz w:val="24"/>
+          <w:lang w:val="en-US"/>
+        </w:rPr>
+        <w:t>Model</w:t>
+      </w:r>
+      <w:r>
+        <w:rPr>
+          <w:rFonts w:ascii="Times New Roman" w:hAnsi="Times New Roman"/>
+          <w:sz w:val="24"/>
+        </w:rPr>
+        <w:t xml:space="preserve">, </w:t>
+      </w:r>
+      <w:r>
+        <w:rPr>
+          <w:rFonts w:ascii="Times New Roman" w:hAnsi="Times New Roman"/>
+          <w:sz w:val="24"/>
+          <w:lang w:val="en-US"/>
+        </w:rPr>
+        <w:t>View</w:t>
+      </w:r>
+      <w:r>
+        <w:rPr>
+          <w:rFonts w:ascii="Times New Roman" w:hAnsi="Times New Roman"/>
+          <w:sz w:val="24"/>
+        </w:rPr>
+        <w:t xml:space="preserve"> и</w:t>
+      </w:r>
+      <w:r>
+        <w:rPr>
+          <w:rFonts w:ascii="Times New Roman" w:hAnsi="Times New Roman"/>
+          <w:sz w:val="24"/>
+        </w:rPr>
+        <w:t xml:space="preserve"> </w:t>
+      </w:r>
+      <w:r>
+        <w:rPr>
+          <w:rFonts w:ascii="Times New Roman" w:hAnsi="Times New Roman"/>
+          <w:sz w:val="24"/>
+          <w:lang w:val="en-US"/>
+        </w:rPr>
+        <w:t>Controller</w:t>
+      </w:r>
+      <w:r>
+        <w:rPr>
+          <w:rFonts w:ascii="Times New Roman" w:hAnsi="Times New Roman"/>
+          <w:sz w:val="24"/>
+        </w:rPr>
+        <w:t xml:space="preserve"> позволило отделить математические преобразования от пользовательского интерфейса</w:t>
+      </w:r>
+      <w:r>
+        <w:rPr>
+          <w:rFonts w:ascii="Times New Roman" w:hAnsi="Times New Roman"/>
+          <w:sz w:val="24"/>
+        </w:rPr>
+        <w:t>. Автоматические тесты подтвердили корректность основных</w:t>
+      </w:r>
+      <w:r>
+        <w:rPr>
+          <w:rFonts w:ascii="Times New Roman" w:hAnsi="Times New Roman"/>
+          <w:sz w:val="24"/>
+        </w:rPr>
+        <w:t xml:space="preserve"> вычислений. Таким образом, основные требования технического задания выполнены.</w:t>
       </w:r>
     </w:p>
     <w:p>
@@ -6400,23 +6696,7 @@
             <w:rFonts w:ascii="Times New Roman" w:hAnsi="Times New Roman"/>
             <w:sz w:val="24"/>
           </w:rPr>
-          <w:t>https://knvpmrdsn.github.io/PKG_Lab1_V1_Ko</w:t>
-        </w:r>
-        <w:r>
-          <w:rPr>
-            <w:rStyle w:val="ac"/>
-            <w:rFonts w:ascii="Times New Roman" w:hAnsi="Times New Roman"/>
-            <w:sz w:val="24"/>
-          </w:rPr>
-          <w:t>n</w:t>
-        </w:r>
-        <w:r>
-          <w:rPr>
-            <w:rStyle w:val="ac"/>
-            <w:rFonts w:ascii="Times New Roman" w:hAnsi="Times New Roman"/>
-            <w:sz w:val="24"/>
-          </w:rPr>
-          <w:t>dratovich11/</w:t>
+          <w:t>https://knvpmrdsn.github.io/PKG_Lab1_V1_Kondratovich11/</w:t>
         </w:r>
       </w:hyperlink>
     </w:p>
@@ -6545,7 +6825,7 @@
   <w:abstractNum w:abstractNumId="1" w15:restartNumberingAfterBreak="0">
     <w:nsid w:val="2DF12DDA"/>
     <w:multiLevelType w:val="hybridMultilevel"/>
-    <w:tmpl w:val="C92C23A4"/>
+    <w:tmpl w:val="03CA960C"/>
     <w:lvl w:ilvl="0" w:tplc="366E8084">
       <w:start w:val="1"/>
       <w:numFmt w:val="decimal"/>
@@ -6558,7 +6838,7 @@
         <w:rFonts w:cstheme="minorBidi" w:hint="default"/>
       </w:rPr>
     </w:lvl>
-    <w:lvl w:ilvl="1" w:tplc="04190019" w:tentative="1">
+    <w:lvl w:ilvl="1" w:tplc="8E2CC080">
       <w:start w:val="1"/>
       <w:numFmt w:val="lowerLetter"/>
       <w:lvlText w:val="%2."/>
@@ -6566,6 +6846,9 @@
       <w:pPr>
         <w:ind w:left="1440" w:hanging="360"/>
       </w:pPr>
+      <w:rPr>
+        <w:rFonts w:hint="default"/>
+      </w:rPr>
     </w:lvl>
     <w:lvl w:ilvl="2" w:tplc="0419001B" w:tentative="1">
       <w:start w:val="1"/>
@@ -7204,9 +7487,9 @@
       <w:lvlJc w:val="left"/>
       <w:pPr>
         <w:tabs>
-          <w:tab w:val="num" w:pos="720"/>
+          <w:tab w:val="num" w:pos="1494"/>
         </w:tabs>
-        <w:ind w:left="720" w:hanging="360"/>
+        <w:ind w:left="1494" w:hanging="360"/>
       </w:pPr>
       <w:rPr>
         <w:rFonts w:hint="default"/>
@@ -7220,7 +7503,7 @@
       <w:lvlText w:val="%2."/>
       <w:lvlJc w:val="left"/>
       <w:pPr>
-        <w:ind w:left="1440" w:hanging="360"/>
+        <w:ind w:left="2214" w:hanging="360"/>
       </w:pPr>
       <w:rPr>
         <w:rFonts w:hint="default"/>
@@ -7234,9 +7517,9 @@
       <w:lvlJc w:val="left"/>
       <w:pPr>
         <w:tabs>
-          <w:tab w:val="num" w:pos="2160"/>
+          <w:tab w:val="num" w:pos="2934"/>
         </w:tabs>
-        <w:ind w:left="2160" w:hanging="360"/>
+        <w:ind w:left="2934" w:hanging="360"/>
       </w:pPr>
       <w:rPr>
         <w:rFonts w:hint="default"/>
@@ -7250,9 +7533,9 @@
       <w:lvlJc w:val="left"/>
       <w:pPr>
         <w:tabs>
-          <w:tab w:val="num" w:pos="2880"/>
+          <w:tab w:val="num" w:pos="3654"/>
         </w:tabs>
-        <w:ind w:left="2880" w:hanging="360"/>
+        <w:ind w:left="3654" w:hanging="360"/>
       </w:pPr>
       <w:rPr>
         <w:rFonts w:hint="default"/>
@@ -7266,9 +7549,9 @@
       <w:lvlJc w:val="left"/>
       <w:pPr>
         <w:tabs>
-          <w:tab w:val="num" w:pos="3600"/>
+          <w:tab w:val="num" w:pos="4374"/>
         </w:tabs>
-        <w:ind w:left="3600" w:hanging="360"/>
+        <w:ind w:left="4374" w:hanging="360"/>
       </w:pPr>
       <w:rPr>
         <w:rFonts w:hint="default"/>
@@ -7282,9 +7565,9 @@
       <w:lvlJc w:val="left"/>
       <w:pPr>
         <w:tabs>
-          <w:tab w:val="num" w:pos="4320"/>
+          <w:tab w:val="num" w:pos="5094"/>
         </w:tabs>
-        <w:ind w:left="4320" w:hanging="360"/>
+        <w:ind w:left="5094" w:hanging="360"/>
       </w:pPr>
       <w:rPr>
         <w:rFonts w:hint="default"/>
@@ -7298,9 +7581,9 @@
       <w:lvlJc w:val="left"/>
       <w:pPr>
         <w:tabs>
-          <w:tab w:val="num" w:pos="5040"/>
+          <w:tab w:val="num" w:pos="5814"/>
         </w:tabs>
-        <w:ind w:left="5040" w:hanging="360"/>
+        <w:ind w:left="5814" w:hanging="360"/>
       </w:pPr>
       <w:rPr>
         <w:rFonts w:hint="default"/>
@@ -7314,9 +7597,9 @@
       <w:lvlJc w:val="left"/>
       <w:pPr>
         <w:tabs>
-          <w:tab w:val="num" w:pos="5760"/>
+          <w:tab w:val="num" w:pos="6534"/>
         </w:tabs>
-        <w:ind w:left="5760" w:hanging="360"/>
+        <w:ind w:left="6534" w:hanging="360"/>
       </w:pPr>
       <w:rPr>
         <w:rFonts w:hint="default"/>
@@ -7330,14 +7613,106 @@
       <w:lvlJc w:val="left"/>
       <w:pPr>
         <w:tabs>
-          <w:tab w:val="num" w:pos="6480"/>
+          <w:tab w:val="num" w:pos="7254"/>
         </w:tabs>
-        <w:ind w:left="6480" w:hanging="360"/>
+        <w:ind w:left="7254" w:hanging="360"/>
       </w:pPr>
       <w:rPr>
         <w:rFonts w:hint="default"/>
         <w:sz w:val="20"/>
       </w:rPr>
+    </w:lvl>
+  </w:abstractNum>
+  <w:abstractNum w:abstractNumId="7" w15:restartNumberingAfterBreak="0">
+    <w:nsid w:val="7D38147F"/>
+    <w:multiLevelType w:val="hybridMultilevel"/>
+    <w:tmpl w:val="877AF7AE"/>
+    <w:lvl w:ilvl="0" w:tplc="FFFFFFFF">
+      <w:start w:val="1"/>
+      <w:numFmt w:val="decimal"/>
+      <w:lvlText w:val="%1)"/>
+      <w:lvlJc w:val="left"/>
+      <w:pPr>
+        <w:ind w:left="720" w:hanging="360"/>
+      </w:pPr>
+      <w:rPr>
+        <w:rFonts w:cstheme="minorBidi" w:hint="default"/>
+      </w:rPr>
+    </w:lvl>
+    <w:lvl w:ilvl="1" w:tplc="BD36602E">
+      <w:start w:val="1"/>
+      <w:numFmt w:val="decimal"/>
+      <w:lvlText w:val="%2)"/>
+      <w:lvlJc w:val="left"/>
+      <w:pPr>
+        <w:ind w:left="1440" w:hanging="360"/>
+      </w:pPr>
+      <w:rPr>
+        <w:rFonts w:cstheme="minorBidi" w:hint="default"/>
+      </w:rPr>
+    </w:lvl>
+    <w:lvl w:ilvl="2" w:tplc="FFFFFFFF" w:tentative="1">
+      <w:start w:val="1"/>
+      <w:numFmt w:val="lowerRoman"/>
+      <w:lvlText w:val="%3."/>
+      <w:lvlJc w:val="right"/>
+      <w:pPr>
+        <w:ind w:left="2160" w:hanging="180"/>
+      </w:pPr>
+    </w:lvl>
+    <w:lvl w:ilvl="3" w:tplc="FFFFFFFF" w:tentative="1">
+      <w:start w:val="1"/>
+      <w:numFmt w:val="decimal"/>
+      <w:lvlText w:val="%4."/>
+      <w:lvlJc w:val="left"/>
+      <w:pPr>
+        <w:ind w:left="2880" w:hanging="360"/>
+      </w:pPr>
+    </w:lvl>
+    <w:lvl w:ilvl="4" w:tplc="FFFFFFFF" w:tentative="1">
+      <w:start w:val="1"/>
+      <w:numFmt w:val="lowerLetter"/>
+      <w:lvlText w:val="%5."/>
+      <w:lvlJc w:val="left"/>
+      <w:pPr>
+        <w:ind w:left="3600" w:hanging="360"/>
+      </w:pPr>
+    </w:lvl>
+    <w:lvl w:ilvl="5" w:tplc="FFFFFFFF" w:tentative="1">
+      <w:start w:val="1"/>
+      <w:numFmt w:val="lowerRoman"/>
+      <w:lvlText w:val="%6."/>
+      <w:lvlJc w:val="right"/>
+      <w:pPr>
+        <w:ind w:left="4320" w:hanging="180"/>
+      </w:pPr>
+    </w:lvl>
+    <w:lvl w:ilvl="6" w:tplc="FFFFFFFF" w:tentative="1">
+      <w:start w:val="1"/>
+      <w:numFmt w:val="decimal"/>
+      <w:lvlText w:val="%7."/>
+      <w:lvlJc w:val="left"/>
+      <w:pPr>
+        <w:ind w:left="5040" w:hanging="360"/>
+      </w:pPr>
+    </w:lvl>
+    <w:lvl w:ilvl="7" w:tplc="FFFFFFFF" w:tentative="1">
+      <w:start w:val="1"/>
+      <w:numFmt w:val="lowerLetter"/>
+      <w:lvlText w:val="%8."/>
+      <w:lvlJc w:val="left"/>
+      <w:pPr>
+        <w:ind w:left="5760" w:hanging="360"/>
+      </w:pPr>
+    </w:lvl>
+    <w:lvl w:ilvl="8" w:tplc="FFFFFFFF" w:tentative="1">
+      <w:start w:val="1"/>
+      <w:numFmt w:val="lowerRoman"/>
+      <w:lvlText w:val="%9."/>
+      <w:lvlJc w:val="right"/>
+      <w:pPr>
+        <w:ind w:left="6480" w:hanging="180"/>
+      </w:pPr>
     </w:lvl>
   </w:abstractNum>
   <w:num w:numId="1" w16cid:durableId="1138567439">
@@ -7360,6 +7735,9 @@
   </w:num>
   <w:num w:numId="7" w16cid:durableId="79496058">
     <w:abstractNumId w:val="1"/>
+  </w:num>
+  <w:num w:numId="8" w16cid:durableId="176694435">
+    <w:abstractNumId w:val="7"/>
   </w:num>
 </w:numbering>
 </file>
